--- a/SWE-530/Topic 3/Topic 3 Discussion 1.docx
+++ b/SWE-530/Topic 3/Topic 3 Discussion 1.docx
@@ -24,6 +24,44 @@
         <w:t>Respond to at least two other peers' probing questions to other students' submissions and additional suggestions. Should a posting already have several responses, move to one that does not.</w:t>
       </w:r>
     </w:p>
+    <w:p>
+      <w:r>
+        <w:t>Hello Class,</w:t>
+      </w:r>
+    </w:p>
+    <w:p>
+      <w:pPr>
+        <w:ind w:firstLine="720"/>
+      </w:pPr>
+      <w:r>
+        <w:t xml:space="preserve">I changed things up a bit last week. I was able to complete the project </w:t>
+      </w:r>
+      <w:proofErr w:type="gramStart"/>
+      <w:r>
+        <w:t>success measures</w:t>
+      </w:r>
+      <w:proofErr w:type="gramEnd"/>
+      <w:r>
+        <w:t xml:space="preserve"> along with starting the </w:t>
+      </w:r>
+      <w:proofErr w:type="gramStart"/>
+      <w:r>
+        <w:t>high level</w:t>
+      </w:r>
+      <w:proofErr w:type="gramEnd"/>
+      <w:r>
+        <w:t xml:space="preserve"> solution architecture. Building actual code for the API at this point wouldn’t make sense as the milestone is to establish the project.</w:t>
+      </w:r>
+    </w:p>
+    <w:p>
+      <w:pPr>
+        <w:ind w:firstLine="720"/>
+      </w:pPr>
+      <w:r>
+        <w:t>This week, my focus is on advancing key aspects of project management to ensure successful delivery. I plan to complete the project controls, which involves establishing robust monitoring and reporting mechanisms to track progress effectively. Additionally, I will finalize the project cost and schedule, ensuring that all budgetary allocations and timelines are accurately defined and aligned with project objectives. These critical steps will provide a clear roadmap for execution, helping to mitigate risks and optimize resource utilization. Looking forward to making significant progress and driving the project toward its milestone.</w:t>
+      </w:r>
+    </w:p>
+    <w:p/>
     <w:p/>
     <w:sectPr>
       <w:pgSz w:w="12240" w:h="15840"/>
@@ -638,6 +676,7 @@
   <w:style w:type="character" w:default="1" w:styleId="DefaultParagraphFont">
     <w:name w:val="Default Paragraph Font"/>
     <w:uiPriority w:val="1"/>
+    <w:semiHidden/>
     <w:unhideWhenUsed/>
   </w:style>
   <w:style w:type="table" w:default="1" w:styleId="TableNormal">
